--- a/docs/AtoM_Heratio_Complete_User_Manual.docx
+++ b/docs/AtoM_Heratio_Complete_User_Manual.docx
@@ -18,32 +18,6 @@
         <w:t xml:space="preserve">The Archive and Heritage Group (Pty) Ltd</w:t>
       </w:r>
     </w:p>
-    <w:sdt>
-      <w:sdtPr>
-        <w:docPartObj>
-          <w:docPartGallery w:val="Table of Contents"/>
-          <w:docPartUnique/>
-        </w:docPartObj>
-      </w:sdtPr>
-      <w:sdtContent>
-        <w:p>
-          <w:pPr>
-            <w:pStyle w:val="TOCHeading"/>
-          </w:pPr>
-          <w:r>
-            <w:t xml:space="preserve">Table of Contents</w:t>
-          </w:r>
-        </w:p>
-        <w:p>
-          <w:r>
-            <w:fldChar w:fldCharType="begin" w:dirty="true"/>
-            <w:instrText xml:space="preserve">TOC \o "1-3" \h \z \u</w:instrText>
-            <w:fldChar w:fldCharType="separate"/>
-            <w:fldChar w:fldCharType="end"/>
-          </w:r>
-        </w:p>
-      </w:sdtContent>
-    </w:sdt>
     <w:bookmarkStart w:id="136" w:name="atom-heratio-complete-user-manual"/>
     <w:p>
       <w:pPr>
@@ -154,283 +128,355 @@
     </w:p>
     <w:p>
       <w:pPr>
-        <w:pStyle w:val="SourceCode"/>
-      </w:pPr>
-      <w:r>
-        <w:rPr>
-          <w:rStyle w:val="VerbatimChar"/>
-        </w:rPr>
-        <w:t xml:space="preserve">┌─────────────────────────────────────────────────────────────┐</w:t>
-      </w:r>
-      <w:r>
-        <w:br/>
-      </w:r>
-      <w:r>
-        <w:rPr>
-          <w:rStyle w:val="VerbatimChar"/>
-        </w:rPr>
-        <w:t xml:space="preserve">│                    STANDARD AtoM 2.10                        │</w:t>
-      </w:r>
-      <w:r>
-        <w:br/>
-      </w:r>
-      <w:r>
-        <w:rPr>
-          <w:rStyle w:val="VerbatimChar"/>
-        </w:rPr>
-        <w:t xml:space="preserve">│  • Archival descriptions (ISAD/DACS/RAD/DC)                 │</w:t>
-      </w:r>
-      <w:r>
-        <w:br/>
-      </w:r>
-      <w:r>
-        <w:rPr>
-          <w:rStyle w:val="VerbatimChar"/>
-        </w:rPr>
-        <w:t xml:space="preserve">│  • Authority records, repositories                          │</w:t>
-      </w:r>
-      <w:r>
-        <w:br/>
-      </w:r>
-      <w:r>
-        <w:rPr>
-          <w:rStyle w:val="VerbatimChar"/>
-        </w:rPr>
-        <w:t xml:space="preserve">│  • Basic search and browse                                  │</w:t>
-      </w:r>
-      <w:r>
-        <w:br/>
-      </w:r>
-      <w:r>
-        <w:rPr>
-          <w:rStyle w:val="VerbatimChar"/>
-        </w:rPr>
-        <w:t xml:space="preserve">│  • CSV/EAD import/export                                    │</w:t>
-      </w:r>
-      <w:r>
-        <w:br/>
-      </w:r>
-      <w:r>
-        <w:rPr>
-          <w:rStyle w:val="VerbatimChar"/>
-        </w:rPr>
-        <w:t xml:space="preserve">├─────────────────────────────────────────────────────────────┤</w:t>
-      </w:r>
-      <w:r>
-        <w:br/>
-      </w:r>
-      <w:r>
-        <w:rPr>
-          <w:rStyle w:val="VerbatimChar"/>
-        </w:rPr>
-        <w:t xml:space="preserve">│            + AtoM HERATIO FRAMEWORK v2.8.2                   │</w:t>
-      </w:r>
-      <w:r>
-        <w:br/>
-      </w:r>
-      <w:r>
-        <w:rPr>
-          <w:rStyle w:val="VerbatimChar"/>
-        </w:rPr>
-        <w:t xml:space="preserve">│                                                              │</w:t>
-      </w:r>
-      <w:r>
-        <w:br/>
-      </w:r>
-      <w:r>
-        <w:rPr>
-          <w:rStyle w:val="VerbatimChar"/>
-        </w:rPr>
-        <w:t xml:space="preserve">│  GLAM SECTORS         AI &amp; AUTOMATION      COMPLIANCE        │</w:t>
-      </w:r>
-      <w:r>
-        <w:br/>
-      </w:r>
-      <w:r>
-        <w:rPr>
-          <w:rStyle w:val="VerbatimChar"/>
-        </w:rPr>
-        <w:t xml:space="preserve">│  ├─ Archive           ├─ NER extraction    ├─ POPIA/GDPR     │</w:t>
-      </w:r>
-      <w:r>
-        <w:br/>
-      </w:r>
-      <w:r>
-        <w:rPr>
-          <w:rStyle w:val="VerbatimChar"/>
-        </w:rPr>
-        <w:t xml:space="preserve">│  ├─ Library (ILS)     ├─ Translation       ├─ NARSSA          │</w:t>
-      </w:r>
-      <w:r>
-        <w:br/>
-      </w:r>
-      <w:r>
-        <w:rPr>
-          <w:rStyle w:val="VerbatimChar"/>
-        </w:rPr>
-        <w:t xml:space="preserve">│  ├─ Museum (CCO)      ├─ Summarization     ├─ Audit trail     │</w:t>
-      </w:r>
-      <w:r>
-        <w:br/>
-      </w:r>
-      <w:r>
-        <w:rPr>
-          <w:rStyle w:val="VerbatimChar"/>
-        </w:rPr>
-        <w:t xml:space="preserve">│  ├─ Gallery (VRA)     ├─ Voice commands    ├─ Embargo          │</w:t>
-      </w:r>
-      <w:r>
-        <w:br/>
-      </w:r>
-      <w:r>
-        <w:rPr>
-          <w:rStyle w:val="VerbatimChar"/>
-        </w:rPr>
-        <w:t xml:space="preserve">│  └─ DAM (IPTC)        ├─ Image AI (LLM)   ├─ Security class.  │</w:t>
-      </w:r>
-      <w:r>
-        <w:br/>
-      </w:r>
-      <w:r>
-        <w:rPr>
-          <w:rStyle w:val="VerbatimChar"/>
-        </w:rPr>
-        <w:t xml:space="preserve">│                        └─ Face detection   └─ ICIP/TK Labels  │</w:t>
-      </w:r>
-      <w:r>
-        <w:br/>
-      </w:r>
-      <w:r>
-        <w:rPr>
-          <w:rStyle w:val="VerbatimChar"/>
-        </w:rPr>
-        <w:t xml:space="preserve">│                                                              │</w:t>
-      </w:r>
-      <w:r>
-        <w:br/>
-      </w:r>
-      <w:r>
-        <w:rPr>
-          <w:rStyle w:val="VerbatimChar"/>
-        </w:rPr>
-        <w:t xml:space="preserve">│  DATA MANAGEMENT      PRESERVATION         PUBLIC ACCESS      │</w:t>
-      </w:r>
-      <w:r>
-        <w:br/>
-      </w:r>
-      <w:r>
-        <w:rPr>
-          <w:rStyle w:val="VerbatimChar"/>
-        </w:rPr>
-        <w:t xml:space="preserve">│  ├─ 6-step ingest     ├─ Checksums/fixity  ├─ Research portal  │</w:t>
-      </w:r>
-      <w:r>
-        <w:br/>
-      </w:r>
-      <w:r>
-        <w:rPr>
-          <w:rStyle w:val="VerbatimChar"/>
-        </w:rPr>
-        <w:t xml:space="preserve">│  ├─ Metadata extract  ├─ PREMIS events     ├─ Access requests  │</w:t>
-      </w:r>
-      <w:r>
-        <w:br/>
-      </w:r>
-      <w:r>
-        <w:rPr>
-          <w:rStyle w:val="VerbatimChar"/>
-        </w:rPr>
-        <w:t xml:space="preserve">│  ├─ Custom fields     ├─ Format registry   ├─ Cart/favorites   │</w:t>
-      </w:r>
-      <w:r>
-        <w:br/>
-      </w:r>
-      <w:r>
-        <w:rPr>
-          <w:rStyle w:val="VerbatimChar"/>
-        </w:rPr>
-        <w:t xml:space="preserve">│  ├─ Report builder    ├─ OAIS packages     ├─ Heritage disc.   │</w:t>
-      </w:r>
-      <w:r>
-        <w:br/>
-      </w:r>
-      <w:r>
-        <w:rPr>
-          <w:rStyle w:val="VerbatimChar"/>
-        </w:rPr>
-        <w:t xml:space="preserve">│  └─ Portable export   └─ PRONOM sync       └─ Exhibitions      │</w:t>
-      </w:r>
-      <w:r>
-        <w:br/>
-      </w:r>
-      <w:r>
-        <w:rPr>
-          <w:rStyle w:val="VerbatimChar"/>
-        </w:rPr>
-        <w:t xml:space="preserve">│                                                              │</w:t>
-      </w:r>
-      <w:r>
-        <w:br/>
-      </w:r>
-      <w:r>
-        <w:rPr>
-          <w:rStyle w:val="VerbatimChar"/>
-        </w:rPr>
-        <w:t xml:space="preserve">│  VIEWERS &amp; MEDIA      INTEGRATION          ACCOUNTING         │</w:t>
-      </w:r>
-      <w:r>
-        <w:br/>
-      </w:r>
-      <w:r>
-        <w:rPr>
-          <w:rStyle w:val="VerbatimChar"/>
-        </w:rPr>
-        <w:t xml:space="preserve">│  ├─ IIIF/OSD/Mirador  ├─ REST API          ├─ GRAP 103        │</w:t>
-      </w:r>
-      <w:r>
-        <w:br/>
-      </w:r>
-      <w:r>
-        <w:rPr>
-          <w:rStyle w:val="VerbatimChar"/>
-        </w:rPr>
-        <w:t xml:space="preserve">│  ├─ 3D Model Viewer   ├─ GraphQL           ├─ IPSAS 45        │</w:t>
-      </w:r>
-      <w:r>
-        <w:br/>
-      </w:r>
-      <w:r>
-        <w:rPr>
-          <w:rStyle w:val="VerbatimChar"/>
-        </w:rPr>
-        <w:t xml:space="preserve">│  ├─ Media player       ├─ DOI/DataCite     └─ Spectrum 5.1    │</w:t>
-      </w:r>
-      <w:r>
-        <w:br/>
-      </w:r>
-      <w:r>
-        <w:rPr>
-          <w:rStyle w:val="VerbatimChar"/>
-        </w:rPr>
-        <w:t xml:space="preserve">│  ├─ PDF viewer         ├─ Federation                          │</w:t>
-      </w:r>
-      <w:r>
-        <w:br/>
-      </w:r>
-      <w:r>
-        <w:rPr>
-          <w:rStyle w:val="VerbatimChar"/>
-        </w:rPr>
-        <w:t xml:space="preserve">│  └─ Voice/TTS          └─ RiC/SPARQL                         │</w:t>
-      </w:r>
-      <w:r>
-        <w:br/>
-      </w:r>
-      <w:r>
-        <w:rPr>
-          <w:rStyle w:val="VerbatimChar"/>
-        </w:rPr>
-        <w:t xml:space="preserve">└─────────────────────────────────────────────────────────────┘</w:t>
+        <w:pStyle w:val="FirstParagraph"/>
+      </w:pPr>
+      <w:r>
+        <w:t xml:space="preserve">STANDARD</w:t>
+      </w:r>
+      <w:r>
+        <w:t xml:space="preserve">AtoM</w:t>
+      </w:r>
+      <w:r>
+        <w:t xml:space="preserve">2.10</w:t>
+      </w:r>
+      <w:r>
+        <w:t xml:space="preserve">•</w:t>
+      </w:r>
+      <w:r>
+        <w:t xml:space="preserve">Archival</w:t>
+      </w:r>
+      <w:r>
+        <w:t xml:space="preserve">descriptions</w:t>
+      </w:r>
+      <w:r>
+        <w:t xml:space="preserve">(ISAD/DACS/RAD/DC)</w:t>
+      </w:r>
+      <w:r>
+        <w:t xml:space="preserve">•</w:t>
+      </w:r>
+      <w:r>
+        <w:t xml:space="preserve">Authority</w:t>
+      </w:r>
+      <w:r>
+        <w:t xml:space="preserve">records,</w:t>
+      </w:r>
+      <w:r>
+        <w:t xml:space="preserve">repositories</w:t>
+      </w:r>
+      <w:r>
+        <w:t xml:space="preserve">•</w:t>
+      </w:r>
+      <w:r>
+        <w:t xml:space="preserve">Basic</w:t>
+      </w:r>
+      <w:r>
+        <w:t xml:space="preserve">search</w:t>
+      </w:r>
+      <w:r>
+        <w:t xml:space="preserve">and</w:t>
+      </w:r>
+      <w:r>
+        <w:t xml:space="preserve">browse</w:t>
+      </w:r>
+      <w:r>
+        <w:t xml:space="preserve">•</w:t>
+      </w:r>
+      <w:r>
+        <w:t xml:space="preserve">CSV/EAD</w:t>
+      </w:r>
+      <w:r>
+        <w:t xml:space="preserve">import/export</w:t>
+      </w:r>
+      <w:r>
+        <w:t xml:space="preserve">AtoM</w:t>
+      </w:r>
+      <w:r>
+        <w:t xml:space="preserve">HERATIO</w:t>
+      </w:r>
+      <w:r>
+        <w:t xml:space="preserve">FRAMEWORK</w:t>
+      </w:r>
+      <w:r>
+        <w:t xml:space="preserve">v2.8.2</w:t>
+      </w:r>
+      <w:r>
+        <w:t xml:space="preserve">GLAM</w:t>
+      </w:r>
+      <w:r>
+        <w:t xml:space="preserve">SECTORS</w:t>
+      </w:r>
+      <w:r>
+        <w:t xml:space="preserve">AI</w:t>
+      </w:r>
+      <w:r>
+        <w:t xml:space="preserve">&amp;</w:t>
+      </w:r>
+      <w:r>
+        <w:t xml:space="preserve">AUTOMATION</w:t>
+      </w:r>
+      <w:r>
+        <w:t xml:space="preserve">COMPLIANCE</w:t>
+      </w:r>
+      <w:r>
+        <w:t xml:space="preserve">Archive</w:t>
+      </w:r>
+      <w:r>
+        <w:t xml:space="preserve">NER</w:t>
+      </w:r>
+      <w:r>
+        <w:t xml:space="preserve">extraction</w:t>
+      </w:r>
+      <w:r>
+        <w:t xml:space="preserve">POPIA/GDPR</w:t>
+      </w:r>
+      <w:r>
+        <w:t xml:space="preserve">Library</w:t>
+      </w:r>
+      <w:r>
+        <w:t xml:space="preserve">(ILS)</w:t>
+      </w:r>
+      <w:r>
+        <w:t xml:space="preserve">Translation</w:t>
+      </w:r>
+      <w:r>
+        <w:t xml:space="preserve">NARSSA</w:t>
+      </w:r>
+      <w:r>
+        <w:t xml:space="preserve">Museum</w:t>
+      </w:r>
+      <w:r>
+        <w:t xml:space="preserve">(CCO)</w:t>
+      </w:r>
+      <w:r>
+        <w:t xml:space="preserve">Summarization</w:t>
+      </w:r>
+      <w:r>
+        <w:t xml:space="preserve">Audit</w:t>
+      </w:r>
+      <w:r>
+        <w:t xml:space="preserve">trail</w:t>
+      </w:r>
+      <w:r>
+        <w:t xml:space="preserve">Gallery</w:t>
+      </w:r>
+      <w:r>
+        <w:t xml:space="preserve">(VRA)</w:t>
+      </w:r>
+      <w:r>
+        <w:t xml:space="preserve">Voice</w:t>
+      </w:r>
+      <w:r>
+        <w:t xml:space="preserve">commands</w:t>
+      </w:r>
+      <w:r>
+        <w:t xml:space="preserve">Embargo</w:t>
+      </w:r>
+      <w:r>
+        <w:t xml:space="preserve">DAM</w:t>
+      </w:r>
+      <w:r>
+        <w:t xml:space="preserve">(IPTC)</w:t>
+      </w:r>
+      <w:r>
+        <w:t xml:space="preserve">Image</w:t>
+      </w:r>
+      <w:r>
+        <w:t xml:space="preserve">AI</w:t>
+      </w:r>
+      <w:r>
+        <w:t xml:space="preserve">(LLM)</w:t>
+      </w:r>
+      <w:r>
+        <w:t xml:space="preserve">Security</w:t>
+      </w:r>
+      <w:r>
+        <w:t xml:space="preserve">class.</w:t>
+      </w:r>
+      <w:r>
+        <w:t xml:space="preserve">Face</w:t>
+      </w:r>
+      <w:r>
+        <w:t xml:space="preserve">detection</w:t>
+      </w:r>
+      <w:r>
+        <w:t xml:space="preserve">ICIP/TK</w:t>
+      </w:r>
+      <w:r>
+        <w:t xml:space="preserve">Labels</w:t>
+      </w:r>
+      <w:r>
+        <w:t xml:space="preserve">DATA</w:t>
+      </w:r>
+      <w:r>
+        <w:t xml:space="preserve">MANAGEMENT</w:t>
+      </w:r>
+      <w:r>
+        <w:t xml:space="preserve">PRESERVATION</w:t>
+      </w:r>
+      <w:r>
+        <w:t xml:space="preserve">PUBLIC</w:t>
+      </w:r>
+      <w:r>
+        <w:t xml:space="preserve">ACCESS</w:t>
+      </w:r>
+      <w:r>
+        <w:t xml:space="preserve">6-step</w:t>
+      </w:r>
+      <w:r>
+        <w:t xml:space="preserve">ingest</w:t>
+      </w:r>
+      <w:r>
+        <w:t xml:space="preserve">Checksums/fixity</w:t>
+      </w:r>
+      <w:r>
+        <w:t xml:space="preserve">Research</w:t>
+      </w:r>
+      <w:r>
+        <w:t xml:space="preserve">portal</w:t>
+      </w:r>
+      <w:r>
+        <w:t xml:space="preserve">Metadata</w:t>
+      </w:r>
+      <w:r>
+        <w:t xml:space="preserve">extract</w:t>
+      </w:r>
+      <w:r>
+        <w:t xml:space="preserve">PREMIS</w:t>
+      </w:r>
+      <w:r>
+        <w:t xml:space="preserve">events</w:t>
+      </w:r>
+      <w:r>
+        <w:t xml:space="preserve">Access</w:t>
+      </w:r>
+      <w:r>
+        <w:t xml:space="preserve">requests</w:t>
+      </w:r>
+      <w:r>
+        <w:t xml:space="preserve">Custom</w:t>
+      </w:r>
+      <w:r>
+        <w:t xml:space="preserve">fields</w:t>
+      </w:r>
+      <w:r>
+        <w:t xml:space="preserve">Format</w:t>
+      </w:r>
+      <w:r>
+        <w:t xml:space="preserve">registry</w:t>
+      </w:r>
+      <w:r>
+        <w:t xml:space="preserve">Cart/favorites</w:t>
+      </w:r>
+      <w:r>
+        <w:t xml:space="preserve">Report</w:t>
+      </w:r>
+      <w:r>
+        <w:t xml:space="preserve">builder</w:t>
+      </w:r>
+      <w:r>
+        <w:t xml:space="preserve">OAIS</w:t>
+      </w:r>
+      <w:r>
+        <w:t xml:space="preserve">packages</w:t>
+      </w:r>
+      <w:r>
+        <w:t xml:space="preserve">Heritage</w:t>
+      </w:r>
+      <w:r>
+        <w:t xml:space="preserve">disc.</w:t>
+      </w:r>
+      <w:r>
+        <w:t xml:space="preserve">Portable</w:t>
+      </w:r>
+      <w:r>
+        <w:t xml:space="preserve">export</w:t>
+      </w:r>
+      <w:r>
+        <w:t xml:space="preserve">PRONOM</w:t>
+      </w:r>
+      <w:r>
+        <w:t xml:space="preserve">sync</w:t>
+      </w:r>
+      <w:r>
+        <w:t xml:space="preserve">Exhibitions</w:t>
+      </w:r>
+      <w:r>
+        <w:t xml:space="preserve">VIEWERS</w:t>
+      </w:r>
+      <w:r>
+        <w:t xml:space="preserve">&amp;</w:t>
+      </w:r>
+      <w:r>
+        <w:t xml:space="preserve">MEDIA</w:t>
+      </w:r>
+      <w:r>
+        <w:t xml:space="preserve">INTEGRATION</w:t>
+      </w:r>
+      <w:r>
+        <w:t xml:space="preserve">ACCOUNTING</w:t>
+      </w:r>
+      <w:r>
+        <w:t xml:space="preserve">IIIF/OSD/Mirador</w:t>
+      </w:r>
+      <w:r>
+        <w:t xml:space="preserve">REST</w:t>
+      </w:r>
+      <w:r>
+        <w:t xml:space="preserve">API</w:t>
+      </w:r>
+      <w:r>
+        <w:t xml:space="preserve">GRAP</w:t>
+      </w:r>
+      <w:r>
+        <w:t xml:space="preserve">103</w:t>
+      </w:r>
+      <w:r>
+        <w:t xml:space="preserve">3D</w:t>
+      </w:r>
+      <w:r>
+        <w:t xml:space="preserve">Model</w:t>
+      </w:r>
+      <w:r>
+        <w:t xml:space="preserve">Viewer</w:t>
+      </w:r>
+      <w:r>
+        <w:t xml:space="preserve">GraphQL</w:t>
+      </w:r>
+      <w:r>
+        <w:t xml:space="preserve">IPSAS</w:t>
+      </w:r>
+      <w:r>
+        <w:t xml:space="preserve">45</w:t>
+      </w:r>
+      <w:r>
+        <w:t xml:space="preserve">Media</w:t>
+      </w:r>
+      <w:r>
+        <w:t xml:space="preserve">player</w:t>
+      </w:r>
+      <w:r>
+        <w:t xml:space="preserve">DOI/DataCite</w:t>
+      </w:r>
+      <w:r>
+        <w:t xml:space="preserve">Spectrum</w:t>
+      </w:r>
+      <w:r>
+        <w:t xml:space="preserve">5.1</w:t>
+      </w:r>
+      <w:r>
+        <w:t xml:space="preserve">PDF</w:t>
+      </w:r>
+      <w:r>
+        <w:t xml:space="preserve">viewer</w:t>
+      </w:r>
+      <w:r>
+        <w:t xml:space="preserve">Federation</w:t>
+      </w:r>
+      <w:r>
+        <w:t xml:space="preserve">Voice/TTS</w:t>
+      </w:r>
+      <w:r>
+        <w:t xml:space="preserve">RiC/SPARQL</w:t>
       </w:r>
     </w:p>
     <w:bookmarkEnd w:id="20"/>
@@ -791,7 +837,7 @@
         <w:t xml:space="preserve"> </w:t>
       </w:r>
       <w:r>
-        <w:t xml:space="preserve">— CCO cataloguing, Spectrum 5.1 procedures, Getty AAT integration</w:t>
+        <w:t xml:space="preserve">— CCO cataloguing, Collections Procedures, Getty AAT integration</w:t>
       </w:r>
     </w:p>
     <w:p>
@@ -1037,40 +1083,43 @@
     </w:p>
     <w:p>
       <w:pPr>
-        <w:pStyle w:val="SourceCode"/>
-      </w:pPr>
-      <w:r>
-        <w:rPr>
-          <w:rStyle w:val="VerbatimChar"/>
-        </w:rPr>
-        <w:t xml:space="preserve">┌─────────────────────────────────────────────────────────┐</w:t>
-      </w:r>
-      <w:r>
-        <w:br/>
-      </w:r>
-      <w:r>
-        <w:rPr>
-          <w:rStyle w:val="VerbatimChar"/>
-        </w:rPr>
-        <w:t xml:space="preserve">│ [Logo]  Browse ▼  [Search Box]  Add ▼  Manage ▼        │</w:t>
-      </w:r>
-      <w:r>
-        <w:br/>
-      </w:r>
-      <w:r>
-        <w:rPr>
-          <w:rStyle w:val="VerbatimChar"/>
-        </w:rPr>
-        <w:t xml:space="preserve">│         Import ▼  Admin ▼  [User Menu ▼]  [Mic]        │</w:t>
-      </w:r>
-      <w:r>
-        <w:br/>
-      </w:r>
-      <w:r>
-        <w:rPr>
-          <w:rStyle w:val="VerbatimChar"/>
-        </w:rPr>
-        <w:t xml:space="preserve">└─────────────────────────────────────────────────────────┘</w:t>
+        <w:pStyle w:val="BodyText"/>
+      </w:pPr>
+      <w:r>
+        <w:t xml:space="preserve">[Logo]</w:t>
+      </w:r>
+      <w:r>
+        <w:t xml:space="preserve">Browse</w:t>
+      </w:r>
+      <w:r>
+        <w:t xml:space="preserve">[Search</w:t>
+      </w:r>
+      <w:r>
+        <w:t xml:space="preserve">Box]</w:t>
+      </w:r>
+      <w:r>
+        <w:t xml:space="preserve">Add</w:t>
+      </w:r>
+      <w:r>
+        <w:t xml:space="preserve">Manage</w:t>
+      </w:r>
+      <w:r>
+        <w:t xml:space="preserve">Import</w:t>
+      </w:r>
+      <w:r>
+        <w:t xml:space="preserve">Admin</w:t>
+      </w:r>
+      <w:r>
+        <w:t xml:space="preserve">[User</w:t>
+      </w:r>
+      <w:r>
+        <w:t xml:space="preserve">Menu</w:t>
+      </w:r>
+      <w:r>
+        <w:t xml:space="preserve">]</w:t>
+      </w:r>
+      <w:r>
+        <w:t xml:space="preserve">[Mic]</w:t>
       </w:r>
     </w:p>
     <w:tbl>
@@ -1447,207 +1496,207 @@
     </w:p>
     <w:p>
       <w:pPr>
-        <w:pStyle w:val="SourceCode"/>
-      </w:pPr>
-      <w:r>
-        <w:rPr>
-          <w:rStyle w:val="VerbatimChar"/>
-        </w:rPr>
-        <w:t xml:space="preserve">┌────────────────────┬──────────────────────────────────────┐</w:t>
-      </w:r>
-      <w:r>
-        <w:br/>
-      </w:r>
-      <w:r>
-        <w:rPr>
-          <w:rStyle w:val="VerbatimChar"/>
-        </w:rPr>
-        <w:t xml:space="preserve">│   FILTER SIDEBAR   │         RESULTS AREA                 │</w:t>
-      </w:r>
-      <w:r>
-        <w:br/>
-      </w:r>
-      <w:r>
-        <w:rPr>
-          <w:rStyle w:val="VerbatimChar"/>
-        </w:rPr>
-        <w:t xml:space="preserve">│                    │                                      │</w:t>
-      </w:r>
-      <w:r>
-        <w:br/>
-      </w:r>
-      <w:r>
-        <w:rPr>
-          <w:rStyle w:val="VerbatimChar"/>
-        </w:rPr>
-        <w:t xml:space="preserve">│  GLAM Type         │  [Card] [Grid] [Table] [Full]       │</w:t>
-      </w:r>
-      <w:r>
-        <w:br/>
-      </w:r>
-      <w:r>
-        <w:rPr>
-          <w:rStyle w:val="VerbatimChar"/>
-        </w:rPr>
-        <w:t xml:space="preserve">│  ├─ All            │  Sort: Date | Title | Identifier     │</w:t>
-      </w:r>
-      <w:r>
-        <w:br/>
-      </w:r>
-      <w:r>
-        <w:rPr>
-          <w:rStyle w:val="VerbatimChar"/>
-        </w:rPr>
-        <w:t xml:space="preserve">│  ├─ Archive (150)  │  Per page: 10 | 30 | 50 | 100       │</w:t>
-      </w:r>
-      <w:r>
-        <w:br/>
-      </w:r>
-      <w:r>
-        <w:rPr>
-          <w:rStyle w:val="VerbatimChar"/>
-        </w:rPr>
-        <w:t xml:space="preserve">│  ├─ Museum (45)    │                                      │</w:t>
-      </w:r>
-      <w:r>
-        <w:br/>
-      </w:r>
-      <w:r>
-        <w:rPr>
-          <w:rStyle w:val="VerbatimChar"/>
-        </w:rPr>
-        <w:t xml:space="preserve">│  ├─ Library (30)   │  ┌──────────────────────────────┐    │</w:t>
-      </w:r>
-      <w:r>
-        <w:br/>
-      </w:r>
-      <w:r>
-        <w:rPr>
-          <w:rStyle w:val="VerbatimChar"/>
-        </w:rPr>
-        <w:t xml:space="preserve">│  └─ Gallery (12)   │  │ [Thumb] Title                │    │</w:t>
-      </w:r>
-      <w:r>
-        <w:br/>
-      </w:r>
-      <w:r>
-        <w:rPr>
-          <w:rStyle w:val="VerbatimChar"/>
-        </w:rPr>
-        <w:t xml:space="preserve">│                    │  │         Identifier · Level    │    │</w:t>
-      </w:r>
-      <w:r>
-        <w:br/>
-      </w:r>
-      <w:r>
-        <w:rPr>
-          <w:rStyle w:val="VerbatimChar"/>
-        </w:rPr>
-        <w:t xml:space="preserve">│  Creator           │  │         Description excerpt   │    │</w:t>
-      </w:r>
-      <w:r>
-        <w:br/>
-      </w:r>
-      <w:r>
-        <w:rPr>
-          <w:rStyle w:val="VerbatimChar"/>
-        </w:rPr>
-        <w:t xml:space="preserve">│  ├─ All            │  │         [Archive] [View] [Clip]│   │</w:t>
-      </w:r>
-      <w:r>
-        <w:br/>
-      </w:r>
-      <w:r>
-        <w:rPr>
-          <w:rStyle w:val="VerbatimChar"/>
-        </w:rPr>
-        <w:t xml:space="preserve">│  ├─ Person A (20)  │  └──────────────────────────────┘    │</w:t>
-      </w:r>
-      <w:r>
-        <w:br/>
-      </w:r>
-      <w:r>
-        <w:rPr>
-          <w:rStyle w:val="VerbatimChar"/>
-        </w:rPr>
-        <w:t xml:space="preserve">│  └─ Person B (15)  │                                      │</w:t>
-      </w:r>
-      <w:r>
-        <w:br/>
-      </w:r>
-      <w:r>
-        <w:rPr>
-          <w:rStyle w:val="VerbatimChar"/>
-        </w:rPr>
-        <w:t xml:space="preserve">│                    │  ┌──────────────────────────────┐    │</w:t>
-      </w:r>
-      <w:r>
-        <w:br/>
-      </w:r>
-      <w:r>
-        <w:rPr>
-          <w:rStyle w:val="VerbatimChar"/>
-        </w:rPr>
-        <w:t xml:space="preserve">│  Subject           │  │ [Thumb] Title                │    │</w:t>
-      </w:r>
-      <w:r>
-        <w:br/>
-      </w:r>
-      <w:r>
-        <w:rPr>
-          <w:rStyle w:val="VerbatimChar"/>
-        </w:rPr>
-        <w:t xml:space="preserve">│  Place             │  │         ...                   │    │</w:t>
-      </w:r>
-      <w:r>
-        <w:br/>
-      </w:r>
-      <w:r>
-        <w:rPr>
-          <w:rStyle w:val="VerbatimChar"/>
-        </w:rPr>
-        <w:t xml:space="preserve">│  Genre             │  └──────────────────────────────┘    │</w:t>
-      </w:r>
-      <w:r>
-        <w:br/>
-      </w:r>
-      <w:r>
-        <w:rPr>
-          <w:rStyle w:val="VerbatimChar"/>
-        </w:rPr>
-        <w:t xml:space="preserve">│  Level             │                                      │</w:t>
-      </w:r>
-      <w:r>
-        <w:br/>
-      </w:r>
-      <w:r>
-        <w:rPr>
-          <w:rStyle w:val="VerbatimChar"/>
-        </w:rPr>
-        <w:t xml:space="preserve">│  Media Type        │  [&lt; Prev] Page 1 of 5 [Next &gt;]      │</w:t>
-      </w:r>
-      <w:r>
-        <w:br/>
-      </w:r>
-      <w:r>
-        <w:rPr>
-          <w:rStyle w:val="VerbatimChar"/>
-        </w:rPr>
-        <w:t xml:space="preserve">│  Repository        │                                      │</w:t>
-      </w:r>
-      <w:r>
-        <w:br/>
-      </w:r>
-      <w:r>
-        <w:rPr>
-          <w:rStyle w:val="VerbatimChar"/>
-        </w:rPr>
-        <w:t xml:space="preserve">└────────────────────┴──────────────────────────────────────┘</w:t>
-      </w:r>
-    </w:p>
-    <w:p>
-      <w:pPr>
-        <w:pStyle w:val="FirstParagraph"/>
+        <w:pStyle w:val="BodyText"/>
+      </w:pPr>
+      <w:r>
+        <w:t xml:space="preserve">FILTER</w:t>
+      </w:r>
+      <w:r>
+        <w:t xml:space="preserve">SIDEBAR</w:t>
+      </w:r>
+      <w:r>
+        <w:t xml:space="preserve">RESULTS</w:t>
+      </w:r>
+      <w:r>
+        <w:t xml:space="preserve">AREA</w:t>
+      </w:r>
+      <w:r>
+        <w:t xml:space="preserve">GLAM</w:t>
+      </w:r>
+      <w:r>
+        <w:t xml:space="preserve">Type</w:t>
+      </w:r>
+      <w:r>
+        <w:t xml:space="preserve">[Card]</w:t>
+      </w:r>
+      <w:r>
+        <w:t xml:space="preserve">[Grid]</w:t>
+      </w:r>
+      <w:r>
+        <w:t xml:space="preserve">[Table]</w:t>
+      </w:r>
+      <w:r>
+        <w:t xml:space="preserve">[Full]</w:t>
+      </w:r>
+      <w:r>
+        <w:t xml:space="preserve">All</w:t>
+      </w:r>
+      <w:r>
+        <w:t xml:space="preserve">Sort:</w:t>
+      </w:r>
+      <w:r>
+        <w:t xml:space="preserve">Date</w:t>
+      </w:r>
+      <w:r>
+        <w:t xml:space="preserve">Title</w:t>
+      </w:r>
+      <w:r>
+        <w:t xml:space="preserve">Identifier</w:t>
+      </w:r>
+      <w:r>
+        <w:t xml:space="preserve">Archive</w:t>
+      </w:r>
+      <w:r>
+        <w:t xml:space="preserve">(150)</w:t>
+      </w:r>
+      <w:r>
+        <w:t xml:space="preserve">Per</w:t>
+      </w:r>
+      <w:r>
+        <w:t xml:space="preserve">page:</w:t>
+      </w:r>
+      <w:r>
+        <w:t xml:space="preserve">10</w:t>
+      </w:r>
+      <w:r>
+        <w:t xml:space="preserve">30</w:t>
+      </w:r>
+      <w:r>
+        <w:t xml:space="preserve">50</w:t>
+      </w:r>
+      <w:r>
+        <w:t xml:space="preserve">100</w:t>
+      </w:r>
+      <w:r>
+        <w:t xml:space="preserve">Museum</w:t>
+      </w:r>
+      <w:r>
+        <w:t xml:space="preserve">(45)</w:t>
+      </w:r>
+      <w:r>
+        <w:t xml:space="preserve">Library</w:t>
+      </w:r>
+      <w:r>
+        <w:t xml:space="preserve">(30)</w:t>
+      </w:r>
+      <w:r>
+        <w:t xml:space="preserve">Gallery</w:t>
+      </w:r>
+      <w:r>
+        <w:t xml:space="preserve">(12)</w:t>
+      </w:r>
+      <w:r>
+        <w:t xml:space="preserve">[Thumb]</w:t>
+      </w:r>
+      <w:r>
+        <w:t xml:space="preserve">Title</w:t>
+      </w:r>
+      <w:r>
+        <w:t xml:space="preserve">Identifier</w:t>
+      </w:r>
+      <w:r>
+        <w:t xml:space="preserve">·</w:t>
+      </w:r>
+      <w:r>
+        <w:t xml:space="preserve">Level</w:t>
+      </w:r>
+      <w:r>
+        <w:t xml:space="preserve">Creator</w:t>
+      </w:r>
+      <w:r>
+        <w:t xml:space="preserve">Description</w:t>
+      </w:r>
+      <w:r>
+        <w:t xml:space="preserve">excerpt</w:t>
+      </w:r>
+      <w:r>
+        <w:t xml:space="preserve">All</w:t>
+      </w:r>
+      <w:r>
+        <w:t xml:space="preserve">[Archive]</w:t>
+      </w:r>
+      <w:r>
+        <w:t xml:space="preserve">[View]</w:t>
+      </w:r>
+      <w:r>
+        <w:t xml:space="preserve">[Clip]</w:t>
+      </w:r>
+      <w:r>
+        <w:t xml:space="preserve">Person</w:t>
+      </w:r>
+      <w:r>
+        <w:t xml:space="preserve">A</w:t>
+      </w:r>
+      <w:r>
+        <w:t xml:space="preserve">(20)</w:t>
+      </w:r>
+      <w:r>
+        <w:t xml:space="preserve">Person</w:t>
+      </w:r>
+      <w:r>
+        <w:t xml:space="preserve">B</w:t>
+      </w:r>
+      <w:r>
+        <w:t xml:space="preserve">(15)</w:t>
+      </w:r>
+      <w:r>
+        <w:t xml:space="preserve">Subject</w:t>
+      </w:r>
+      <w:r>
+        <w:t xml:space="preserve">[Thumb]</w:t>
+      </w:r>
+      <w:r>
+        <w:t xml:space="preserve">Title</w:t>
+      </w:r>
+      <w:r>
+        <w:t xml:space="preserve">Place</w:t>
+      </w:r>
+      <w:r>
+        <w:t xml:space="preserve">…</w:t>
+      </w:r>
+      <w:r>
+        <w:t xml:space="preserve">Genre</w:t>
+      </w:r>
+      <w:r>
+        <w:t xml:space="preserve">Level</w:t>
+      </w:r>
+      <w:r>
+        <w:t xml:space="preserve">Media</w:t>
+      </w:r>
+      <w:r>
+        <w:t xml:space="preserve">Type</w:t>
+      </w:r>
+      <w:r>
+        <w:t xml:space="preserve">[&lt;</w:t>
+      </w:r>
+      <w:r>
+        <w:t xml:space="preserve">Prev]</w:t>
+      </w:r>
+      <w:r>
+        <w:t xml:space="preserve">Page</w:t>
+      </w:r>
+      <w:r>
+        <w:t xml:space="preserve">1</w:t>
+      </w:r>
+      <w:r>
+        <w:t xml:space="preserve">of</w:t>
+      </w:r>
+      <w:r>
+        <w:t xml:space="preserve">5</w:t>
+      </w:r>
+      <w:r>
+        <w:t xml:space="preserve">[Next</w:t>
+      </w:r>
+      <w:r>
+        <w:t xml:space="preserve">]</w:t>
+      </w:r>
+      <w:r>
+        <w:t xml:space="preserve">Repository</w:t>
+      </w:r>
+    </w:p>
+    <w:p>
+      <w:pPr>
+        <w:pStyle w:val="BodyText"/>
       </w:pPr>
       <w:r>
         <w:rPr>
@@ -2870,13 +2919,13 @@
           <w:bCs/>
           <w:b/>
         </w:rPr>
-        <w:t xml:space="preserve">Spectrum 5.1</w:t>
-      </w:r>
-      <w:r>
-        <w:t xml:space="preserve"> </w:t>
-      </w:r>
-      <w:r>
-        <w:t xml:space="preserve">— UK Collections Trust procedures</w:t>
+        <w:t xml:space="preserve">Collections Procedures</w:t>
+      </w:r>
+      <w:r>
+        <w:t xml:space="preserve"> </w:t>
+      </w:r>
+      <w:r>
+        <w:t xml:space="preserve">— Collections Procedures</w:t>
       </w:r>
     </w:p>
     <w:bookmarkEnd w:id="35"/>
@@ -5005,108 +5054,66 @@
     </w:p>
     <w:p>
       <w:pPr>
-        <w:pStyle w:val="SourceCode"/>
-      </w:pPr>
-      <w:r>
-        <w:rPr>
-          <w:rStyle w:val="VerbatimChar"/>
-        </w:rPr>
-        <w:t xml:space="preserve">┌──────────┐    ┌──────────┐    ┌──────────┐</w:t>
-      </w:r>
-      <w:r>
-        <w:br/>
-      </w:r>
-      <w:r>
-        <w:rPr>
-          <w:rStyle w:val="VerbatimChar"/>
-        </w:rPr>
-        <w:t xml:space="preserve">│  1.      │    │  2.      │    │  3.      │</w:t>
-      </w:r>
-      <w:r>
-        <w:br/>
-      </w:r>
-      <w:r>
-        <w:rPr>
-          <w:rStyle w:val="VerbatimChar"/>
-        </w:rPr>
-        <w:t xml:space="preserve">│Configure │───&gt;│ Upload   │───&gt;│ Map &amp;    │</w:t>
-      </w:r>
-      <w:r>
-        <w:br/>
-      </w:r>
-      <w:r>
-        <w:rPr>
-          <w:rStyle w:val="VerbatimChar"/>
-        </w:rPr>
-        <w:t xml:space="preserve">│          │    │          │    │ Enrich   │</w:t>
-      </w:r>
-      <w:r>
-        <w:br/>
-      </w:r>
-      <w:r>
-        <w:rPr>
-          <w:rStyle w:val="VerbatimChar"/>
-        </w:rPr>
-        <w:t xml:space="preserve">└──────────┘    └──────────┘    └──────────┘</w:t>
-      </w:r>
-      <w:r>
-        <w:br/>
-      </w:r>
-      <w:r>
-        <w:rPr>
-          <w:rStyle w:val="VerbatimChar"/>
-        </w:rPr>
-        <w:t xml:space="preserve">                                     │</w:t>
-      </w:r>
-      <w:r>
-        <w:br/>
-      </w:r>
-      <w:r>
-        <w:rPr>
-          <w:rStyle w:val="VerbatimChar"/>
-        </w:rPr>
-        <w:t xml:space="preserve">┌──────────┐    ┌──────────┐    ┌──────────┐</w:t>
-      </w:r>
-      <w:r>
-        <w:br/>
-      </w:r>
-      <w:r>
-        <w:rPr>
-          <w:rStyle w:val="VerbatimChar"/>
-        </w:rPr>
-        <w:t xml:space="preserve">│  6.      │    │  5.      │    │  4.      │</w:t>
-      </w:r>
-      <w:r>
-        <w:br/>
-      </w:r>
-      <w:r>
-        <w:rPr>
-          <w:rStyle w:val="VerbatimChar"/>
-        </w:rPr>
-        <w:t xml:space="preserve">│ Commit   │&lt;───│ Preview  │&lt;───│ Validate │</w:t>
-      </w:r>
-      <w:r>
-        <w:br/>
-      </w:r>
-      <w:r>
-        <w:rPr>
-          <w:rStyle w:val="VerbatimChar"/>
-        </w:rPr>
-        <w:t xml:space="preserve">│          │    │          │    │          │</w:t>
-      </w:r>
-      <w:r>
-        <w:br/>
-      </w:r>
-      <w:r>
-        <w:rPr>
-          <w:rStyle w:val="VerbatimChar"/>
-        </w:rPr>
-        <w:t xml:space="preserve">└──────────┘    └──────────┘    └──────────┘</w:t>
-      </w:r>
-    </w:p>
-    <w:p>
-      <w:pPr>
-        <w:pStyle w:val="FirstParagraph"/>
+        <w:pStyle w:val="BodyText"/>
+      </w:pPr>
+      <w:r>
+        <w:t xml:space="preserve">1.</w:t>
+      </w:r>
+      <w:r>
+        <w:t xml:space="preserve">2.</w:t>
+      </w:r>
+      <w:r>
+        <w:t xml:space="preserve">3.</w:t>
+      </w:r>
+      <w:r>
+        <w:t xml:space="preserve">Configure</w:t>
+      </w:r>
+      <w:r>
+        <w:t xml:space="preserve">&gt;</w:t>
+      </w:r>
+      <w:r>
+        <w:t xml:space="preserve">Upload</w:t>
+      </w:r>
+      <w:r>
+        <w:t xml:space="preserve">&gt;</w:t>
+      </w:r>
+      <w:r>
+        <w:t xml:space="preserve">Map</w:t>
+      </w:r>
+      <w:r>
+        <w:t xml:space="preserve">&amp;</w:t>
+      </w:r>
+      <w:r>
+        <w:t xml:space="preserve">Enrich</w:t>
+      </w:r>
+      <w:r>
+        <w:t xml:space="preserve">6.</w:t>
+      </w:r>
+      <w:r>
+        <w:t xml:space="preserve">5.</w:t>
+      </w:r>
+      <w:r>
+        <w:t xml:space="preserve">4.</w:t>
+      </w:r>
+      <w:r>
+        <w:t xml:space="preserve">Commit</w:t>
+      </w:r>
+      <w:r>
+        <w:t xml:space="preserve">&lt;</w:t>
+      </w:r>
+      <w:r>
+        <w:t xml:space="preserve">Preview</w:t>
+      </w:r>
+      <w:r>
+        <w:t xml:space="preserve">&lt;</w:t>
+      </w:r>
+      <w:r>
+        <w:t xml:space="preserve">Validate</w:t>
+      </w:r>
+    </w:p>
+    <w:p>
+      <w:pPr>
+        <w:pStyle w:val="BodyText"/>
       </w:pPr>
       <w:r>
         <w:rPr>
@@ -5866,13 +5873,13 @@
       </w:r>
     </w:p>
     <w:bookmarkEnd w:id="76"/>
-    <w:bookmarkStart w:id="77" w:name="spectrum-5.1"/>
+    <w:bookmarkStart w:id="77" w:name="collections-procedures"/>
     <w:p>
       <w:pPr>
         <w:pStyle w:val="Heading3"/>
       </w:pPr>
       <w:r>
-        <w:t xml:space="preserve">10.3 Spectrum 5.1</w:t>
+        <w:t xml:space="preserve">10.3 Collections Procedures</w:t>
       </w:r>
     </w:p>
     <w:p>
@@ -5880,7 +5887,7 @@
         <w:pStyle w:val="FirstParagraph"/>
       </w:pPr>
       <w:r>
-        <w:t xml:space="preserve">UK Collections Trust museum procedures — acquisition, loans, location/movement, condition checking.</w:t>
+        <w:t xml:space="preserve">Collections Procedures for museums — acquisition, loans, location/movement, condition checking.</w:t>
       </w:r>
     </w:p>
     <w:p>
@@ -6076,7 +6083,7 @@
         <w:pStyle w:val="FirstParagraph"/>
       </w:pPr>
       <w:r>
-        <w:t xml:space="preserve">Spectrum-compliant condition recording with photo documentation and scoring.</w:t>
+        <w:t xml:space="preserve">Collections Procedures-compliant condition recording with photo documentation and scoring.</w:t>
       </w:r>
     </w:p>
     <w:bookmarkEnd w:id="84"/>
@@ -7286,27 +7293,27 @@
       </w:tr>
     </w:tbl>
     <w:bookmarkEnd w:id="98"/>
-    <w:bookmarkStart w:id="99" w:name="spectrum-collections-management"/>
+    <w:bookmarkStart w:id="99" w:name="X4c8e41f49e3cdd74e35f738fdfe3e68f1f8ba64"/>
     <w:p>
       <w:pPr>
         <w:pStyle w:val="Heading4"/>
       </w:pPr>
       <w:r>
-        <w:t xml:space="preserve">Spectrum — Collections Management</w:t>
+        <w:t xml:space="preserve">Collections Procedures — Collections Management</w:t>
       </w:r>
     </w:p>
     <w:tbl>
       <w:tblPr>
         <w:tblStyle w:val="Table"/>
-        <w:tblW w:type="auto" w:w="0"/>
+        <w:tblW w:type="pct" w:w="5000"/>
         <w:tblLook w:firstRow="1" w:lastRow="0" w:firstColumn="0" w:lastColumn="0" w:noHBand="0" w:noVBand="0" w:val="0020"/>
         <w:jc w:val="start"/>
       </w:tblPr>
       <w:tblGrid>
-        <w:gridCol w:w="1980"/>
-        <w:gridCol w:w="1980"/>
-        <w:gridCol w:w="1980"/>
-        <w:gridCol w:w="1980"/>
+        <w:gridCol w:w="1926"/>
+        <w:gridCol w:w="1284"/>
+        <w:gridCol w:w="1926"/>
+        <w:gridCol w:w="2782"/>
       </w:tblGrid>
       <w:tr>
         <w:trPr>
@@ -7370,7 +7377,7 @@
               <w:jc w:val="left"/>
             </w:pPr>
             <w:r>
-              <w:t xml:space="preserve">Enable Spectrum</w:t>
+              <w:t xml:space="preserve">Enable Collections Procedures</w:t>
             </w:r>
           </w:p>
         </w:tc>
@@ -7406,7 +7413,7 @@
               <w:jc w:val="left"/>
             </w:pPr>
             <w:r>
-              <w:t xml:space="preserve">Enable Spectrum procedures</w:t>
+              <w:t xml:space="preserve">Enable Collections Procedures</w:t>
             </w:r>
           </w:p>
         </w:tc>
